--- a/outputs/access/MCA_questions_for_Russell.docx
+++ b/outputs/access/MCA_questions_for_Russell.docx
@@ -72,7 +72,7 @@
         <w:spacing w:after="120" w:before="260"/>
       </w:pPr>
       <w:r>
-        <w:t xml:space="preserve">05 Siurani</w:t>
+        <w:t xml:space="preserve">10 Gora</w:t>
       </w:r>
     </w:p>
     <w:p>
@@ -130,7 +130,67 @@
           <w:b/>
           <w:bCs/>
         </w:rPr>
-        <w:t xml:space="preserve">1. Which village in 05 Siurani has the elementary school?</w:t>
+        <w:t xml:space="preserve">1. Which village in 10 Gora has the elementary school?</w:t>
+      </w:r>
+    </w:p>
+    <w:p>
+      <w:pPr>
+        <w:spacing w:after="140" w:before="0"/>
+      </w:pPr>
+      <w:r>
+        <w:t xml:space="preserve">Village: ______________________________</w:t>
+      </w:r>
+    </w:p>
+    <w:p>
+      <w:pPr>
+        <w:spacing w:after="140" w:before="0"/>
+      </w:pPr>
+      <w:r>
+        <w:rPr>
+          <w:b/>
+          <w:bCs/>
+        </w:rPr>
+        <w:t xml:space="preserve">2. Which village in 10 Gora has the primary school?</w:t>
+      </w:r>
+    </w:p>
+    <w:p>
+      <w:pPr>
+        <w:spacing w:after="140" w:before="0"/>
+      </w:pPr>
+      <w:r>
+        <w:t xml:space="preserve">Village: ______________________________</w:t>
+      </w:r>
+    </w:p>
+    <w:p>
+      <w:pPr>
+        <w:spacing w:after="140" w:before="0"/>
+      </w:pPr>
+      <w:r>
+        <w:rPr>
+          <w:b/>
+          <w:bCs/>
+        </w:rPr>
+        <w:t xml:space="preserve">3. Which village in 10 Gora has the aid post with the CHW house?</w:t>
+      </w:r>
+    </w:p>
+    <w:p>
+      <w:pPr>
+        <w:spacing w:after="140" w:before="0"/>
+      </w:pPr>
+      <w:r>
+        <w:t xml:space="preserve">Village: ______________________________</w:t>
+      </w:r>
+    </w:p>
+    <w:p>
+      <w:pPr>
+        <w:spacing w:after="140" w:before="0"/>
+      </w:pPr>
+      <w:r>
+        <w:rPr>
+          <w:b/>
+          <w:bCs/>
+        </w:rPr>
+        <w:t xml:space="preserve">4. Which village in 10 Gora has the airstrip?</w:t>
       </w:r>
     </w:p>
     <w:p>
@@ -158,7 +218,7 @@
         <w:spacing w:after="120" w:before="260"/>
       </w:pPr>
       <w:r>
-        <w:t xml:space="preserve">07 Dea</w:t>
+        <w:t xml:space="preserve">18 Gorobuna</w:t>
       </w:r>
     </w:p>
     <w:p>
@@ -216,7 +276,27 @@
           <w:b/>
           <w:bCs/>
         </w:rPr>
-        <w:t xml:space="preserve">2. Which village in 07 Dea has the airstrip?</w:t>
+        <w:t xml:space="preserve">5. Which village in 18 Gorobuna has the elementary school?</w:t>
+      </w:r>
+    </w:p>
+    <w:p>
+      <w:pPr>
+        <w:spacing w:after="140" w:before="0"/>
+      </w:pPr>
+      <w:r>
+        <w:t xml:space="preserve">Village: ______________________________</w:t>
+      </w:r>
+    </w:p>
+    <w:p>
+      <w:pPr>
+        <w:spacing w:after="140" w:before="0"/>
+      </w:pPr>
+      <w:r>
+        <w:rPr>
+          <w:b/>
+          <w:bCs/>
+        </w:rPr>
+        <w:t xml:space="preserve">6. Which village in 18 Gorobuna has the airstrip?</w:t>
       </w:r>
     </w:p>
     <w:p>
@@ -244,344 +324,6 @@
         <w:spacing w:after="120" w:before="260"/>
       </w:pPr>
       <w:r>
-        <w:t xml:space="preserve">10 Gora</w:t>
-      </w:r>
-    </w:p>
-    <w:p>
-      <w:pPr>
-        <w:spacing w:after="160" w:before="60"/>
-        <w:jc w:val="center"/>
-      </w:pPr>
-      <w:r>
-        <w:drawing>
-          <wp:inline distT="0" distB="0" distL="0" distR="0">
-            <wp:extent cx="5734050" cy="5734050"/>
-            <wp:effectExtent t="0" r="0" b="0" l="0"/>
-            <wp:docPr id="1" name="" descr="" title=""/>
-            <wp:cNvGraphicFramePr>
-              <a:graphicFrameLocks xmlns:a="http://schemas.openxmlformats.org/drawingml/2006/main" noChangeAspect="1"/>
-            </wp:cNvGraphicFramePr>
-            <a:graphic xmlns:a="http://schemas.openxmlformats.org/drawingml/2006/main">
-              <a:graphicData uri="http://schemas.openxmlformats.org/drawingml/2006/picture">
-                <pic:pic xmlns:pic="http://schemas.openxmlformats.org/drawingml/2006/picture">
-                  <pic:nvPicPr>
-                    <pic:cNvPr id="0" name="" descr=""/>
-                    <pic:cNvPicPr>
-                      <a:picLocks noChangeAspect="1" noChangeArrowheads="1"/>
-                    </pic:cNvPicPr>
-                  </pic:nvPicPr>
-                  <pic:blipFill>
-                    <a:blip r:embed="rId9" cstate="none"/>
-                    <a:srcRect/>
-                    <a:stretch>
-                      <a:fillRect/>
-                    </a:stretch>
-                  </pic:blipFill>
-                  <pic:spPr bwMode="auto">
-                    <a:xfrm>
-                      <a:off x="0" y="0"/>
-                      <a:ext cx="5734050" cy="5734050"/>
-                    </a:xfrm>
-                    <a:prstGeom prst="rect">
-                      <a:avLst/>
-                    </a:prstGeom>
-                  </pic:spPr>
-                </pic:pic>
-              </a:graphicData>
-            </a:graphic>
-          </wp:inline>
-        </w:drawing>
-      </w:r>
-    </w:p>
-    <w:p>
-      <w:pPr>
-        <w:spacing w:after="140" w:before="0"/>
-      </w:pPr>
-      <w:r>
-        <w:rPr>
-          <w:b/>
-          <w:bCs/>
-        </w:rPr>
-        <w:t xml:space="preserve">3. Which village in 10 Gora has the elementary school?</w:t>
-      </w:r>
-    </w:p>
-    <w:p>
-      <w:pPr>
-        <w:spacing w:after="140" w:before="0"/>
-      </w:pPr>
-      <w:r>
-        <w:t xml:space="preserve">Village: ______________________________</w:t>
-      </w:r>
-    </w:p>
-    <w:p>
-      <w:pPr>
-        <w:spacing w:after="140" w:before="0"/>
-      </w:pPr>
-      <w:r>
-        <w:rPr>
-          <w:b/>
-          <w:bCs/>
-        </w:rPr>
-        <w:t xml:space="preserve">4. Which village in 10 Gora has the primary school?</w:t>
-      </w:r>
-    </w:p>
-    <w:p>
-      <w:pPr>
-        <w:spacing w:after="140" w:before="0"/>
-      </w:pPr>
-      <w:r>
-        <w:t xml:space="preserve">Village: ______________________________</w:t>
-      </w:r>
-    </w:p>
-    <w:p>
-      <w:pPr>
-        <w:spacing w:after="140" w:before="0"/>
-      </w:pPr>
-      <w:r>
-        <w:rPr>
-          <w:b/>
-          <w:bCs/>
-        </w:rPr>
-        <w:t xml:space="preserve">5. Which village in 10 Gora has the aid post with the CHW house?</w:t>
-      </w:r>
-    </w:p>
-    <w:p>
-      <w:pPr>
-        <w:spacing w:after="140" w:before="0"/>
-      </w:pPr>
-      <w:r>
-        <w:t xml:space="preserve">Village: ______________________________</w:t>
-      </w:r>
-    </w:p>
-    <w:p>
-      <w:pPr>
-        <w:spacing w:after="140" w:before="0"/>
-      </w:pPr>
-      <w:r>
-        <w:rPr>
-          <w:b/>
-          <w:bCs/>
-        </w:rPr>
-        <w:t xml:space="preserve">6. Which village in 10 Gora has the airstrip?</w:t>
-      </w:r>
-    </w:p>
-    <w:p>
-      <w:pPr>
-        <w:spacing w:after="140" w:before="0"/>
-      </w:pPr>
-      <w:r>
-        <w:t xml:space="preserve">Village: ______________________________</w:t>
-      </w:r>
-    </w:p>
-    <w:p>
-      <w:pPr>
-        <w:pBdr>
-          <w:bottom w:val="single" w:color="C8CDD4" w:sz="6" w:space="1"/>
-        </w:pBdr>
-        <w:spacing w:after="180" w:before="120"/>
-      </w:pPr>
-      <w:r>
-        <w:t xml:space="preserve"/>
-      </w:r>
-    </w:p>
-    <w:p>
-      <w:pPr>
-        <w:pStyle w:val="Heading2"/>
-        <w:spacing w:after="120" w:before="260"/>
-      </w:pPr>
-      <w:r>
-        <w:t xml:space="preserve">12 Umbuwara</w:t>
-      </w:r>
-    </w:p>
-    <w:p>
-      <w:pPr>
-        <w:spacing w:after="160" w:before="60"/>
-        <w:jc w:val="center"/>
-      </w:pPr>
-      <w:r>
-        <w:drawing>
-          <wp:inline distT="0" distB="0" distL="0" distR="0">
-            <wp:extent cx="5734050" cy="5734050"/>
-            <wp:effectExtent t="0" r="0" b="0" l="0"/>
-            <wp:docPr id="1" name="" descr="" title=""/>
-            <wp:cNvGraphicFramePr>
-              <a:graphicFrameLocks xmlns:a="http://schemas.openxmlformats.org/drawingml/2006/main" noChangeAspect="1"/>
-            </wp:cNvGraphicFramePr>
-            <a:graphic xmlns:a="http://schemas.openxmlformats.org/drawingml/2006/main">
-              <a:graphicData uri="http://schemas.openxmlformats.org/drawingml/2006/picture">
-                <pic:pic xmlns:pic="http://schemas.openxmlformats.org/drawingml/2006/picture">
-                  <pic:nvPicPr>
-                    <pic:cNvPr id="0" name="" descr=""/>
-                    <pic:cNvPicPr>
-                      <a:picLocks noChangeAspect="1" noChangeArrowheads="1"/>
-                    </pic:cNvPicPr>
-                  </pic:nvPicPr>
-                  <pic:blipFill>
-                    <a:blip r:embed="rId10" cstate="none"/>
-                    <a:srcRect/>
-                    <a:stretch>
-                      <a:fillRect/>
-                    </a:stretch>
-                  </pic:blipFill>
-                  <pic:spPr bwMode="auto">
-                    <a:xfrm>
-                      <a:off x="0" y="0"/>
-                      <a:ext cx="5734050" cy="5734050"/>
-                    </a:xfrm>
-                    <a:prstGeom prst="rect">
-                      <a:avLst/>
-                    </a:prstGeom>
-                  </pic:spPr>
-                </pic:pic>
-              </a:graphicData>
-            </a:graphic>
-          </wp:inline>
-        </w:drawing>
-      </w:r>
-    </w:p>
-    <w:p>
-      <w:pPr>
-        <w:spacing w:after="140" w:before="0"/>
-      </w:pPr>
-      <w:r>
-        <w:rPr>
-          <w:b/>
-          <w:bCs/>
-        </w:rPr>
-        <w:t xml:space="preserve">7. Which village in 12 Umbuwara has the aid post?</w:t>
-      </w:r>
-    </w:p>
-    <w:p>
-      <w:pPr>
-        <w:spacing w:after="140" w:before="0"/>
-      </w:pPr>
-      <w:r>
-        <w:t xml:space="preserve">Village: ______________________________</w:t>
-      </w:r>
-    </w:p>
-    <w:p>
-      <w:pPr>
-        <w:pBdr>
-          <w:bottom w:val="single" w:color="C8CDD4" w:sz="6" w:space="1"/>
-        </w:pBdr>
-        <w:spacing w:after="180" w:before="120"/>
-      </w:pPr>
-      <w:r>
-        <w:t xml:space="preserve"/>
-      </w:r>
-    </w:p>
-    <w:p>
-      <w:pPr>
-        <w:pStyle w:val="Heading2"/>
-        <w:spacing w:after="120" w:before="260"/>
-      </w:pPr>
-      <w:r>
-        <w:t xml:space="preserve">18 Gorobuna</w:t>
-      </w:r>
-    </w:p>
-    <w:p>
-      <w:pPr>
-        <w:spacing w:after="160" w:before="60"/>
-        <w:jc w:val="center"/>
-      </w:pPr>
-      <w:r>
-        <w:drawing>
-          <wp:inline distT="0" distB="0" distL="0" distR="0">
-            <wp:extent cx="5734050" cy="5734050"/>
-            <wp:effectExtent t="0" r="0" b="0" l="0"/>
-            <wp:docPr id="1" name="" descr="" title=""/>
-            <wp:cNvGraphicFramePr>
-              <a:graphicFrameLocks xmlns:a="http://schemas.openxmlformats.org/drawingml/2006/main" noChangeAspect="1"/>
-            </wp:cNvGraphicFramePr>
-            <a:graphic xmlns:a="http://schemas.openxmlformats.org/drawingml/2006/main">
-              <a:graphicData uri="http://schemas.openxmlformats.org/drawingml/2006/picture">
-                <pic:pic xmlns:pic="http://schemas.openxmlformats.org/drawingml/2006/picture">
-                  <pic:nvPicPr>
-                    <pic:cNvPr id="0" name="" descr=""/>
-                    <pic:cNvPicPr>
-                      <a:picLocks noChangeAspect="1" noChangeArrowheads="1"/>
-                    </pic:cNvPicPr>
-                  </pic:nvPicPr>
-                  <pic:blipFill>
-                    <a:blip r:embed="rId11" cstate="none"/>
-                    <a:srcRect/>
-                    <a:stretch>
-                      <a:fillRect/>
-                    </a:stretch>
-                  </pic:blipFill>
-                  <pic:spPr bwMode="auto">
-                    <a:xfrm>
-                      <a:off x="0" y="0"/>
-                      <a:ext cx="5734050" cy="5734050"/>
-                    </a:xfrm>
-                    <a:prstGeom prst="rect">
-                      <a:avLst/>
-                    </a:prstGeom>
-                  </pic:spPr>
-                </pic:pic>
-              </a:graphicData>
-            </a:graphic>
-          </wp:inline>
-        </w:drawing>
-      </w:r>
-    </w:p>
-    <w:p>
-      <w:pPr>
-        <w:spacing w:after="140" w:before="0"/>
-      </w:pPr>
-      <w:r>
-        <w:rPr>
-          <w:b/>
-          <w:bCs/>
-        </w:rPr>
-        <w:t xml:space="preserve">8. Which village in 18 Gorobuna has the elementary school?</w:t>
-      </w:r>
-    </w:p>
-    <w:p>
-      <w:pPr>
-        <w:spacing w:after="140" w:before="0"/>
-      </w:pPr>
-      <w:r>
-        <w:t xml:space="preserve">Village: ______________________________</w:t>
-      </w:r>
-    </w:p>
-    <w:p>
-      <w:pPr>
-        <w:spacing w:after="140" w:before="0"/>
-      </w:pPr>
-      <w:r>
-        <w:rPr>
-          <w:b/>
-          <w:bCs/>
-        </w:rPr>
-        <w:t xml:space="preserve">9. Which village in 18 Gorobuna has the airstrip?</w:t>
-      </w:r>
-    </w:p>
-    <w:p>
-      <w:pPr>
-        <w:spacing w:after="140" w:before="0"/>
-      </w:pPr>
-      <w:r>
-        <w:t xml:space="preserve">Village: ______________________________</w:t>
-      </w:r>
-    </w:p>
-    <w:p>
-      <w:pPr>
-        <w:pBdr>
-          <w:bottom w:val="single" w:color="C8CDD4" w:sz="6" w:space="1"/>
-        </w:pBdr>
-        <w:spacing w:after="180" w:before="120"/>
-      </w:pPr>
-      <w:r>
-        <w:t xml:space="preserve"/>
-      </w:r>
-    </w:p>
-    <w:p>
-      <w:pPr>
-        <w:pStyle w:val="Heading2"/>
-        <w:spacing w:after="120" w:before="260"/>
-      </w:pPr>
-      <w:r>
         <w:t xml:space="preserve">02 Niniuri — Afore Govt Station</w:t>
       </w:r>
     </w:p>
@@ -594,15 +336,15 @@
           <w:b/>
           <w:bCs/>
         </w:rPr>
-        <w:t xml:space="preserve">10. We have the CHW houses at Afore. Is there also a Health Centre building, separate from those houses?</w:t>
-      </w:r>
-    </w:p>
-    <w:p>
-      <w:pPr>
-        <w:spacing w:after="140" w:before="0"/>
-      </w:pPr>
-      <w:r>
-        <w:t xml:space="preserve">Yes / No: ____________    If yes, record it.</w:t>
+        <w:t xml:space="preserve">7. You said Afore station is all collected, and we have 34 points from Afore. But we have the three CHW houses and no Health Centre. Is there a Health Centre building there, separate from the CHW houses?</w:t>
+      </w:r>
+    </w:p>
+    <w:p>
+      <w:pPr>
+        <w:spacing w:after="140" w:before="0"/>
+      </w:pPr>
+      <w:r>
+        <w:t xml:space="preserve">Yes / No: ____________    If yes, please record it.</w:t>
       </w:r>
     </w:p>
     <w:sectPr>
